--- a/cases/Раева Ирина/defense/prekrashenie_gibdd Раева Ирина.docx
+++ b/cases/Раева Ирина/defense/prekrashenie_gibdd Раева Ирина.docx
@@ -211,6 +211,7 @@
     <w:p>
       <w:pPr>
         <w:spacing w:after="240" w:before="240" w:line="240" w:lineRule="auto"/>
+        <w:ind w:left="708.6614173228347" w:firstLine="0"/>
         <w:jc w:val="right"/>
         <w:rPr>
           <w:rFonts w:ascii="Times New Roman" w:cs="Times New Roman" w:eastAsia="Times New Roman" w:hAnsi="Times New Roman"/>
@@ -227,7 +228,7 @@
     <w:p>
       <w:pPr>
         <w:spacing w:after="240" w:before="240" w:line="240" w:lineRule="auto"/>
-        <w:ind w:left="-850.3937007874016" w:firstLine="0"/>
+        <w:ind w:left="708.6614173228347" w:firstLine="0"/>
         <w:jc w:val="center"/>
         <w:rPr>
           <w:rFonts w:ascii="Times New Roman" w:cs="Times New Roman" w:eastAsia="Times New Roman" w:hAnsi="Times New Roman"/>
@@ -254,7 +255,7 @@
     <w:p>
       <w:pPr>
         <w:spacing w:after="240" w:before="240" w:line="240" w:lineRule="auto"/>
-        <w:ind w:left="-850.3937007874016" w:firstLine="0"/>
+        <w:ind w:left="708.6614173228347" w:firstLine="0"/>
         <w:jc w:val="center"/>
         <w:rPr>
           <w:rFonts w:ascii="Times New Roman" w:cs="Times New Roman" w:eastAsia="Times New Roman" w:hAnsi="Times New Roman"/>
@@ -272,59 +273,143 @@
     </w:p>
     <w:p>
       <w:pPr>
-        <w:spacing w:after="0" w:before="0" w:line="276" w:lineRule="auto"/>
-        <w:ind w:left="-1417.3228346456694" w:firstLine="708.6614173228347"/>
+        <w:spacing w:after="0" w:line="360" w:lineRule="auto" w:before="0"/>
+        <w:ind w:left="454" w:right="0" w:firstLine="709"/>
         <w:jc w:val="both"/>
         <w:rPr>
           <w:rFonts w:ascii="Times New Roman" w:cs="Times New Roman" w:eastAsia="Times New Roman" w:hAnsi="Times New Roman"/>
-          <w:sz w:val="24"/>
-          <w:szCs w:val="24"/>
-        </w:rPr>
-      </w:pPr>
-      <w:r>
-        <w:rPr>
-          <w:rFonts w:ascii="Times New Roman" w:cs="Times New Roman" w:eastAsia="Times New Roman" w:hAnsi="Times New Roman"/>
-          <w:sz w:val="24"/>
-          <w:szCs w:val="24"/>
-          <w:rtl w:val="0"/>
+          <w:sz w:val="18"/>
+          <w:szCs w:val="18"/>
+        </w:rPr>
+      </w:pPr>
+      <w:r>
+        <w:rPr>
+          <w:rFonts w:ascii="Times New Roman" w:hAnsi="Times New Roman"/>
+          <w:sz w:val="24"/>
         </w:rPr>
         <w:t>В отношении меня возбуждено дело по признакам административного правонарушения, предусмотренного ч.2 ст.12.27 КоАП РФ, по факту события от 27.11.2025 по адресу: г. Москва, ул. Шухова, д. 14.</w:t>
-        <w:br/>
-        <w:br/>
-        <w:t>Согласно материалам дела, мне вменяется оставление места дорожно-транспортного происшествия. В ходе административного расследования установлено, что я, управляя автомобилем Mercedes-Benz, двигалась в потоке транспортных средств с невысокой скоростью (10–15 км/ч) и остановилась вслед за автомобилем Lexus RX350, водитель которого вышел из автомобиля и подошёл ко мне. После совместного осмотра транспортных средств с другим участником происшествия повреждений, следов контакта, деформаций или иных признаков столкновения обнаружено не было, что подтверждается как моими объяснениями, так и отсутствием объективных данных о наличии повреждений.</w:t>
-        <w:br/>
-        <w:br/>
-        <w:t>Я не ощущала никаких ударов, толчков или иных признаков столкновения, что отражено в моих письменных объяснениях, приобщённых к материалам дела. Водитель второго автомобиля также не предъявляла ко мне претензий, конфликтной ситуации не возникало. После осмотра автомобилей и мирного обсуждения обстоятельств произошедшего, мы пришли к обоюдному выводу об отсутствии претензий и необходимости дальнейших действий, в связи с чем я покинула место остановки.</w:t>
-        <w:br/>
-        <w:br/>
-        <w:t>Сведения о наличии умысла на оставление места ДТП в материалах дела отсутствуют. Более того, объективные данные, свидетельствующие о том, что я осознавала факт наступления дорожно-транспортного происшествия, отсутствуют. Отсутствие повреждений, следов контакта, а также отсутствие субъективного восприятия события как ДТП исключают возможность наличия умысла на совершение административного правонарушения, предусмотренного ч.2 ст.12.27 КоАП РФ.</w:t>
-        <w:br/>
-        <w:br/>
-        <w:t>В соответствии с п. 2 ч. 1 ст. 24.5 КоАП РФ производство по делу подлежит прекращению при отсутствии состава административного правонарушения. Состав правонарушения, предусмотренного ч.2 ст.12.27 КоАП РФ, предполагает наличие субъективной стороны — осознание факта наступления ДТП и умысел на оставление его места. В рассматриваемой ситуации указанные элементы отсутствуют, что подтверждается материалами дела.</w:t>
-        <w:br/>
-        <w:br/>
-        <w:t>На основании изложенного прошу прекратить производство по делу об административном правонарушении, предусмотренном ч.2 ст.12.27 КоАП РФ, в отношении меня в связи с отсутствием состава административного правонарушения.</w:t>
-      </w:r>
-    </w:p>
-    <w:p>
-      <w:pPr>
-        <w:spacing w:after="240" w:before="240" w:line="240" w:lineRule="auto"/>
-        <w:ind w:left="-992.1259842519685" w:right="-155.6692913385814" w:firstLine="566.9291338582675"/>
+      </w:r>
+    </w:p>
+    <w:p>
+      <w:pPr>
+        <w:spacing w:before="0" w:after="0" w:line="360" w:lineRule="auto"/>
+        <w:ind w:left="454" w:right="0" w:firstLine="709"/>
         <w:jc w:val="both"/>
-        <w:rPr>
-          <w:rFonts w:ascii="Times New Roman" w:cs="Times New Roman" w:eastAsia="Times New Roman" w:hAnsi="Times New Roman"/>
-          <w:sz w:val="24"/>
-          <w:szCs w:val="24"/>
-        </w:rPr>
-      </w:pPr>
-      <w:r>
-        <w:rPr>
-          <w:rFonts w:ascii="Times New Roman" w:cs="Times New Roman" w:eastAsia="Times New Roman" w:hAnsi="Times New Roman"/>
-          <w:sz w:val="24"/>
-          <w:szCs w:val="24"/>
-          <w:rtl w:val="0"/>
-        </w:rPr>
-        <w:t>«___» __________ 2026 г.                                            _____________ Раева И.А.</w:t>
+      </w:pPr>
+      <w:r>
+        <w:rPr>
+          <w:rFonts w:ascii="Times New Roman" w:hAnsi="Times New Roman"/>
+          <w:sz w:val="24"/>
+        </w:rPr>
+        <w:t>В материалах дела отсутствуют доказательства наличия в моих действиях состава административного правонарушения, предусмотренного ч.2 ст.12.27 КоАП РФ. Согласно обстоятельствам, отражённым в моих письменных объяснениях и иных материалах дела, в момент предполагаемого дорожно-транспортного происшествия я двигалась в потоке транспортных средств с малой скоростью, остановилась вслед за автомобилем Lexus RX350, после чего водитель указанного автомобиля вышел ко мне. Я также покинула свой автомобиль, и совместно с другим участником происшествия произвела осмотр обоих транспортных средств. В результате осмотра не были обнаружены какие-либо повреждения, следы контакта, деформации либо иные признаки столкновения. Каких-либо ударов, толчков или иных ощущений, свидетельствующих о ДТП, я не испытывала.</w:t>
+      </w:r>
+    </w:p>
+    <w:p>
+      <w:pPr>
+        <w:spacing w:before="0" w:after="0" w:line="360" w:lineRule="auto"/>
+        <w:ind w:left="454" w:right="0" w:firstLine="709"/>
+        <w:jc w:val="both"/>
+      </w:pPr>
+      <w:r>
+        <w:rPr>
+          <w:rFonts w:ascii="Times New Roman" w:hAnsi="Times New Roman"/>
+          <w:sz w:val="24"/>
+        </w:rPr>
+        <w:t>В ходе общения с водителем второго транспортного средства между нами был достигнут взаимный вывод об отсутствии претензий и необходимости вызова сотрудников ГИБДД, после чего я продолжила движение. Лишь 29 ноября 2025 года я была уведомлена инспектором ГИБДД о наличии административного производства, что вызвало у меня удивление.</w:t>
+      </w:r>
+    </w:p>
+    <w:p>
+      <w:pPr>
+        <w:spacing w:before="0" w:after="0" w:line="360" w:lineRule="auto"/>
+        <w:ind w:left="454" w:right="0" w:firstLine="709"/>
+        <w:jc w:val="both"/>
+      </w:pPr>
+      <w:r>
+        <w:rPr>
+          <w:rFonts w:ascii="Times New Roman" w:hAnsi="Times New Roman"/>
+          <w:sz w:val="24"/>
+        </w:rPr>
+        <w:t>Согласно разъяснениям Верховного Суда РФ, субъективная сторона административного правонарушения, предусмотренного ч. 2 ст. 12.27 КоАП РФ, предполагает наличие умысла на оставление места дорожно-транспортного происшествия, о факте которого водитель осведомлён. В данном случае, с учётом изложенных обстоятельств, у меня отсутствовала возможность объективно осознать факт наступления ДТП, а следовательно, отсутствовал умысел на оставление места происшествия.</w:t>
+      </w:r>
+    </w:p>
+    <w:p>
+      <w:pPr>
+        <w:spacing w:before="0" w:after="0" w:line="360" w:lineRule="auto"/>
+        <w:ind w:left="454" w:right="0" w:firstLine="709"/>
+        <w:jc w:val="both"/>
+      </w:pPr>
+      <w:r>
+        <w:rPr>
+          <w:rFonts w:ascii="Times New Roman" w:hAnsi="Times New Roman"/>
+          <w:sz w:val="24"/>
+        </w:rPr>
+        <w:t>В материалах дела отсутствуют достоверные доказательства того, что мной совершено оставление места ДТП при наличии осознания факта происшествия. Осмотр транспортных средств не выявил повреждений, подтверждающих факт столкновения. Никаких заявлений о наличии ущерба или иных последствий от второго участника в момент происшествия не поступало. Таким образом, отсутствует субъективная сторона правонарушения, а также доказательства объективной стороны события.</w:t>
+      </w:r>
+    </w:p>
+    <w:p>
+      <w:pPr>
+        <w:spacing w:before="0" w:after="0" w:line="360" w:lineRule="auto"/>
+        <w:ind w:left="454" w:right="0" w:firstLine="709"/>
+        <w:jc w:val="both"/>
+      </w:pPr>
+      <w:r>
+        <w:rPr>
+          <w:rFonts w:ascii="Times New Roman" w:hAnsi="Times New Roman"/>
+          <w:sz w:val="24"/>
+        </w:rPr>
+        <w:t>В соответствии с п. 2 ч. 1 ст. 24.5 КоАП РФ производство по делу подлежит прекращению при отсутствии состава административного правонарушения.</w:t>
+      </w:r>
+    </w:p>
+    <w:p>
+      <w:pPr>
+        <w:spacing w:before="0" w:after="0" w:line="360" w:lineRule="auto"/>
+        <w:ind w:left="454" w:right="0" w:firstLine="709"/>
+        <w:jc w:val="both"/>
+      </w:pPr>
+      <w:r>
+        <w:rPr>
+          <w:rFonts w:ascii="Times New Roman" w:hAnsi="Times New Roman"/>
+          <w:sz w:val="24"/>
+        </w:rPr>
+        <w:t>На основании изложенного прошу прекратить производство по делу об административном правонарушении, предусмотренном ч. 2 ст. 12.27 КоАП РФ, в отношении меня в связи с отсутствием состава административного правонарушения.</w:t>
+      </w:r>
+    </w:p>
+    <w:p>
+      <w:pPr>
+        <w:spacing w:after="200" w:line="276" w:lineRule="auto"/>
+        <w:ind w:left="708.6614173228347" w:firstLine="0"/>
+        <w:jc w:val="both"/>
+        <w:rPr>
+          <w:rFonts w:ascii="Times New Roman" w:cs="Times New Roman" w:eastAsia="Times New Roman" w:hAnsi="Times New Roman"/>
+          <w:sz w:val="18"/>
+          <w:szCs w:val="18"/>
+        </w:rPr>
+      </w:pPr>
+      <w:r>
+        <w:rPr>
+          <w:rtl w:val="0"/>
+        </w:rPr>
+      </w:r>
+    </w:p>
+    <w:p>
+      <w:pPr>
+        <w:spacing w:after="200" w:line="276" w:lineRule="auto"/>
+        <w:ind w:left="708.6614173228347" w:firstLine="0"/>
+        <w:jc w:val="both"/>
+        <w:rPr>
+          <w:rFonts w:ascii="Times New Roman" w:cs="Times New Roman" w:eastAsia="Times New Roman" w:hAnsi="Times New Roman"/>
+          <w:sz w:val="24"/>
+          <w:szCs w:val="24"/>
+        </w:rPr>
+      </w:pPr>
+      <w:r>
+        <w:rPr>
+          <w:rFonts w:ascii="Times New Roman" w:cs="Times New Roman" w:eastAsia="Times New Roman" w:hAnsi="Times New Roman"/>
+          <w:sz w:val="24"/>
+          <w:szCs w:val="24"/>
+          <w:rtl w:val="0"/>
+        </w:rPr>
+        <w:t>«___» __________ 2026 г.                                                   _____________ Раева И.А.</w:t>
       </w:r>
     </w:p>
     <w:p>
@@ -349,6 +434,7 @@
     </w:p>
     <w:p>
       <w:pPr>
+        <w:ind w:right="0"/>
         <w:rPr>
           <w:rFonts w:ascii="Times New Roman" w:cs="Times New Roman" w:eastAsia="Times New Roman" w:hAnsi="Times New Roman"/>
           <w:sz w:val="24"/>
@@ -363,7 +449,7 @@
     </w:p>
     <w:sectPr>
       <w:pgSz w:h="16834" w:w="11909" w:orient="portrait"/>
-      <w:pgMar w:bottom="682.9133858267733" w:top="850.3937007874016" w:left="1984.251968503937" w:right="859.1338582677173" w:header="720" w:footer="720"/>
+      <w:pgMar w:bottom="1134" w:top="1134" w:left="1134" w:right="1134" w:header="720" w:footer="720"/>
       <w:pgNumType w:start="1"/>
     </w:sectPr>
   </w:body>

--- a/cases/Раева Ирина/defense/prekrashenie_gibdd Раева Ирина.docx
+++ b/cases/Раева Ирина/defense/prekrashenie_gibdd Раева Ирина.docx
@@ -274,7 +274,7 @@
     <w:p>
       <w:pPr>
         <w:spacing w:after="0" w:line="360" w:lineRule="auto" w:before="0"/>
-        <w:ind w:left="454" w:right="0" w:firstLine="709"/>
+        <w:ind w:left="454" w:firstLine="709" w:right="0"/>
         <w:jc w:val="both"/>
         <w:rPr>
           <w:rFonts w:ascii="Times New Roman" w:cs="Times New Roman" w:eastAsia="Times New Roman" w:hAnsi="Times New Roman"/>
@@ -293,7 +293,7 @@
     <w:p>
       <w:pPr>
         <w:spacing w:before="0" w:after="0" w:line="360" w:lineRule="auto"/>
-        <w:ind w:left="454" w:right="0" w:firstLine="709"/>
+        <w:ind w:left="454" w:firstLine="709" w:right="0"/>
         <w:jc w:val="both"/>
       </w:pPr>
       <w:r>
@@ -301,13 +301,13 @@
           <w:rFonts w:ascii="Times New Roman" w:hAnsi="Times New Roman"/>
           <w:sz w:val="24"/>
         </w:rPr>
-        <w:t>В материалах дела отсутствуют доказательства наличия в моих действиях состава административного правонарушения, предусмотренного ч.2 ст.12.27 КоАП РФ. Согласно обстоятельствам, отражённым в моих письменных объяснениях и иных материалах дела, в момент предполагаемого дорожно-транспортного происшествия я двигалась в потоке транспортных средств с малой скоростью, остановилась вслед за автомобилем Lexus RX350, после чего водитель указанного автомобиля вышел ко мне. Я также покинула свой автомобиль, и совместно с другим участником происшествия произвела осмотр обоих транспортных средств. В результате осмотра не были обнаружены какие-либо повреждения, следы контакта, деформации либо иные признаки столкновения. Каких-либо ударов, толчков или иных ощущений, свидетельствующих о ДТП, я не испытывала.</w:t>
+        <w:t>Согласно материалам дела, мне вменяется оставление места дорожно-транспортного происшествия. Между тем, обстоятельства, установленные в ходе административного расследования, не подтверждают наличие в моих действиях состава административного правонарушения.</w:t>
       </w:r>
     </w:p>
     <w:p>
       <w:pPr>
         <w:spacing w:before="0" w:after="0" w:line="360" w:lineRule="auto"/>
-        <w:ind w:left="454" w:right="0" w:firstLine="709"/>
+        <w:ind w:left="454" w:firstLine="709" w:right="0"/>
         <w:jc w:val="both"/>
       </w:pPr>
       <w:r>
@@ -315,13 +315,13 @@
           <w:rFonts w:ascii="Times New Roman" w:hAnsi="Times New Roman"/>
           <w:sz w:val="24"/>
         </w:rPr>
-        <w:t>В ходе общения с водителем второго транспортного средства между нами был достигнут взаимный вывод об отсутствии претензий и необходимости вызова сотрудников ГИБДД, после чего я продолжила движение. Лишь 29 ноября 2025 года я была уведомлена инспектором ГИБДД о наличии административного производства, что вызвало у меня удивление.</w:t>
+        <w:t>В частности, в момент инцидента я управляла автомобилем «Мерседес», гос. номер М090КН197, двигалась в потоке транспортных средств и остановилась вслед за автомобилем «Лексус», водитель которого также покинул свой автомобиль. После остановки я вышла из машины, и между мной и водителем второго транспортного средства состоялся мирный диалог, в ходе которого был проведён совместный осмотр обоих автомобилей. По результатам осмотра каких-либо следов столкновения, деформаций, царапин или иных повреждений на транспортных средствах обнаружено не было. Водитель второго автомобиля претензий ко мне не имел, о чём мы пришли к обоюдному согласию. После этого я продолжила движение, не имея оснований полагать, что имело место дорожно-транспортное происшествие, требующее оформления в установленном порядке.</w:t>
       </w:r>
     </w:p>
     <w:p>
       <w:pPr>
         <w:spacing w:before="0" w:after="0" w:line="360" w:lineRule="auto"/>
-        <w:ind w:left="454" w:right="0" w:firstLine="709"/>
+        <w:ind w:left="454" w:firstLine="709" w:right="0"/>
         <w:jc w:val="both"/>
       </w:pPr>
       <w:r>
@@ -329,13 +329,13 @@
           <w:rFonts w:ascii="Times New Roman" w:hAnsi="Times New Roman"/>
           <w:sz w:val="24"/>
         </w:rPr>
-        <w:t>Согласно разъяснениям Верховного Суда РФ, субъективная сторона административного правонарушения, предусмотренного ч. 2 ст. 12.27 КоАП РФ, предполагает наличие умысла на оставление места дорожно-транспортного происшествия, о факте которого водитель осведомлён. В данном случае, с учётом изложенных обстоятельств, у меня отсутствовала возможность объективно осознать факт наступления ДТП, а следовательно, отсутствовал умысел на оставление места происшествия.</w:t>
+        <w:t>Доводы о наличии ДТП и оставлении места происшествия не подтверждаются объективными доказательствами: отсутствуют достоверные сведения о наличии повреждений, свидетельствующих о контакте между транспортными средствами, а также не представлены доказательства, однозначно указывающие на то, что именно мой автомобиль являлся участником ДТП. Кроме того, в материалах дела отсутствуют показания свидетелей, подтверждающие факт столкновения и оставления места происшествия с моей стороны.</w:t>
       </w:r>
     </w:p>
     <w:p>
       <w:pPr>
         <w:spacing w:before="0" w:after="0" w:line="360" w:lineRule="auto"/>
-        <w:ind w:left="454" w:right="0" w:firstLine="709"/>
+        <w:ind w:left="454" w:firstLine="709" w:right="0"/>
         <w:jc w:val="both"/>
       </w:pPr>
       <w:r>
@@ -343,13 +343,13 @@
           <w:rFonts w:ascii="Times New Roman" w:hAnsi="Times New Roman"/>
           <w:sz w:val="24"/>
         </w:rPr>
-        <w:t>В материалах дела отсутствуют достоверные доказательства того, что мной совершено оставление места ДТП при наличии осознания факта происшествия. Осмотр транспортных средств не выявил повреждений, подтверждающих факт столкновения. Никаких заявлений о наличии ущерба или иных последствий от второго участника в момент происшествия не поступало. Таким образом, отсутствует субъективная сторона правонарушения, а также доказательства объективной стороны события.</w:t>
+        <w:t>В соответствии с п. 2 ч. 1 ст. 24.5 КоАП РФ производство по делу подлежит прекращению при отсутствии состава административного правонарушения. В данном случае отсутствуют как события административного правонарушения, так и доказательства наличия умысла на оставление места ДТП.</w:t>
       </w:r>
     </w:p>
     <w:p>
       <w:pPr>
         <w:spacing w:before="0" w:after="0" w:line="360" w:lineRule="auto"/>
-        <w:ind w:left="454" w:right="0" w:firstLine="709"/>
+        <w:ind w:left="454" w:firstLine="709" w:right="0"/>
         <w:jc w:val="both"/>
       </w:pPr>
       <w:r>
@@ -357,21 +357,7 @@
           <w:rFonts w:ascii="Times New Roman" w:hAnsi="Times New Roman"/>
           <w:sz w:val="24"/>
         </w:rPr>
-        <w:t>В соответствии с п. 2 ч. 1 ст. 24.5 КоАП РФ производство по делу подлежит прекращению при отсутствии состава административного правонарушения.</w:t>
-      </w:r>
-    </w:p>
-    <w:p>
-      <w:pPr>
-        <w:spacing w:before="0" w:after="0" w:line="360" w:lineRule="auto"/>
-        <w:ind w:left="454" w:right="0" w:firstLine="709"/>
-        <w:jc w:val="both"/>
-      </w:pPr>
-      <w:r>
-        <w:rPr>
-          <w:rFonts w:ascii="Times New Roman" w:hAnsi="Times New Roman"/>
-          <w:sz w:val="24"/>
-        </w:rPr>
-        <w:t>На основании изложенного прошу прекратить производство по делу об административном правонарушении, предусмотренном ч. 2 ст. 12.27 КоАП РФ, в отношении меня в связи с отсутствием состава административного правонарушения.</w:t>
+        <w:t>На основании изложенного прошу прекратить производство по делу об административном правонарушении, предусмотренном ч.2 ст.12.27 КоАП РФ, в отношении меня в связи с отсутствием состава административного правонарушения.</w:t>
       </w:r>
     </w:p>
     <w:p>
